--- a/laravel-app/database/data/internship/handbooks/lighting/Beyond_Lighting_Internship_Day_001_Student_Handbook.docx
+++ b/laravel-app/database/data/internship/handbooks/lighting/Beyond_Lighting_Internship_Day_001_Student_Handbook.docx
@@ -38,7 +38,7 @@
           <w:color w:val="1E293B"/>
           <w:sz w:val="28"/>
         </w:rPr>
-        <w:t>Electrical And Working-At-Height Safety</w:t>
+        <w:t>Electrical and Working-at-Height Safety</w:t>
       </w:r>
     </w:p>
     <w:p>
@@ -167,7 +167,7 @@
               <w:rPr>
                 <w:sz w:val="18"/>
               </w:rPr>
-              <w:t>8 hours</w:t>
+              <w:t>8.0 hours</w:t>
             </w:r>
           </w:p>
         </w:tc>
@@ -180,7 +180,7 @@
               <w:rPr>
                 <w:sz w:val="18"/>
               </w:rPr>
-              <w:t>Beyond fixtures/controllers and free visualizer software where available</w:t>
+              <w:t>Beyond fixtures and controllers, free visualizer software, PPE, approved rigging hardware,</w:t>
             </w:r>
           </w:p>
         </w:tc>
@@ -198,7 +198,7 @@
           <w:color w:val="0B3F90"/>
           <w:sz w:val="20"/>
         </w:rPr>
-        <w:t>Day 1 objective  Complete the orientation and setup for Electrical And Working-At-Height Safety: Apply electrical and working-at-height safety safely and explain the result in a professional technical report.</w:t>
+        <w:t>Day 1 objective  Complete the orientation and setup for Electrical and Working-at-Height Safety: Complete a supervised PPE, electrical, rigging-hardware, working-at-height, and exclusion-zone readiness check before any fixture is energized or suspended.</w:t>
       </w:r>
     </w:p>
     <w:p>
@@ -256,7 +256,7 @@
           <w:b w:val="0"/>
           <w:sz w:val="22"/>
         </w:rPr>
-        <w:t>Submit: A setup screenshot, a short explanation of the key terms, and a safety/ethics check..</w:t>
+        <w:t>Submit: Baseline evidence, completed practical artifact, independent verification, safety/restoration record, and short professional report..</w:t>
       </w:r>
     </w:p>
     <w:p>
@@ -687,7 +687,7 @@
           <w:b w:val="0"/>
           <w:sz w:val="20"/>
         </w:rPr>
-        <w:t>Curriculum objective (source of truth): Apply electrical and working-at-height safety safely and explain the result in a professional technical report.</w:t>
+        <w:t>Curriculum objective (source of truth): Complete a supervised PPE, electrical, rigging-hardware, working-at-height, and exclusion-zone readiness check before any fixture is energized or suspended.</w:t>
       </w:r>
     </w:p>
     <w:p>
@@ -699,7 +699,7 @@
           <w:b w:val="0"/>
           <w:sz w:val="22"/>
         </w:rPr>
-        <w:t>Explain Electrical And Working-At-Height Safety to a supervisor in under two minutes.</w:t>
+        <w:t>Explain Electrical and Working-at-Height Safety to a supervisor in under two minutes.</w:t>
       </w:r>
     </w:p>
     <w:p>
@@ -711,7 +711,7 @@
           <w:b w:val="0"/>
           <w:sz w:val="22"/>
         </w:rPr>
-        <w:t>Configure or verify the approved tools required for Electrical And Working-At-Height Safety.</w:t>
+        <w:t>Configure or verify the approved tools required for Electrical and Working-at-Height Safety.</w:t>
       </w:r>
     </w:p>
     <w:p>
@@ -779,7 +779,7 @@
           <w:b w:val="0"/>
           <w:sz w:val="22"/>
         </w:rPr>
-        <w:t>Define the professional meaning of “Electrical And Working-At-Height Safety” before you use tools. Do not split the title into meaningless words. Connect each concept to today's practical action.</w:t>
+        <w:t>Define the professional meaning of “Electrical and Working-at-Height Safety” before you use tools. Do not split the title into meaningless words. Connect each concept to today's practical action.</w:t>
       </w:r>
     </w:p>
     <w:tbl>
@@ -900,7 +900,7 @@
               <w:rPr>
                 <w:sz w:val="18"/>
               </w:rPr>
-              <w:t>Professional practice for Electrical And Working-At-Height Safety</w:t>
+              <w:t>Professional practice for Electrical and Working-at-Height Safety</w:t>
             </w:r>
           </w:p>
         </w:tc>
@@ -1334,7 +1334,7 @@
           <w:b w:val="0"/>
           <w:sz w:val="22"/>
         </w:rPr>
-        <w:t>Tools available: Beyond fixtures/controllers and free visualizer software where available.</w:t>
+        <w:t>Tools available: Beyond fixtures and controllers, free visualizer software, PPE, approved rigging hardware, multimeter where authorized, checklists.</w:t>
       </w:r>
     </w:p>
     <w:p>
@@ -1542,7 +1542,7 @@
           <w:b w:val="0"/>
           <w:sz w:val="18"/>
         </w:rPr>
-        <w:t>└── Day_01_Electrical_And_Working_At_Height_Safety/</w:t>
+        <w:t>└── Day_01_Electrical_and_Working_at_Height_Safety/</w:t>
       </w:r>
     </w:p>
     <w:p>
@@ -1716,7 +1716,7 @@
           <w:color w:val="0B3F90"/>
           <w:sz w:val="24"/>
         </w:rPr>
-        <w:t>Orientation and setup: Electrical And Working-At-Height Safety</w:t>
+        <w:t>Orientation and setup: Electrical and Working-at-Height Safety</w:t>
       </w:r>
     </w:p>
     <w:p>
@@ -1740,7 +1740,7 @@
           <w:b w:val="0"/>
           <w:sz w:val="20"/>
         </w:rPr>
-        <w:t>• Read the Study Notes on this page, then create or verify the lab needed for electrical and working-at-height safety.</w:t>
+        <w:t>• Review the Day 1 scope, prerequisite from Day 0, and supervisor instructions before touching software, accounts, cables, power, rigging, networks, or equipment.</w:t>
       </w:r>
     </w:p>
     <w:p>
@@ -1752,7 +1752,7 @@
           <w:b w:val="0"/>
           <w:sz w:val="20"/>
         </w:rPr>
-        <w:t>• Work only in an authorized lab, VM or on equipment assigned by Beyond.</w:t>
+        <w:t>• Confirm the authorized lab/equipment boundary, owner, asset IDs, workspace condition, backup/rollback state, emergency procedure, and any PPE or spotter requirement.</w:t>
       </w:r>
     </w:p>
     <w:p>
@@ -1764,7 +1764,79 @@
           <w:b w:val="0"/>
           <w:sz w:val="20"/>
         </w:rPr>
-        <w:t>• Keep time entries truthful and ask the supervisor before changing production equipment.</w:t>
+        <w:t>• Verify only the approved tools for today: Beyond fixtures and controllers, free visualizer software, PPE, approved rigging hardware, multimeter where authorized, checklists. Record versions, firmware, serial/asset references, calibration status, or configuration as relevant. Avoid unnecessary installation or updates.</w:t>
+      </w:r>
+    </w:p>
+    <w:p>
+      <w:pPr>
+        <w:spacing w:after="120"/>
+      </w:pPr>
+      <w:r>
+        <w:rPr>
+          <w:b w:val="0"/>
+          <w:sz w:val="20"/>
+        </w:rPr>
+        <w:t>• Create Day_001_electrical_and_working_at_height_safety with evidence, diagrams or src, checklists or tests, output, and report folders.</w:t>
+      </w:r>
+    </w:p>
+    <w:p>
+      <w:pPr>
+        <w:spacing w:after="120"/>
+      </w:pPr>
+      <w:r>
+        <w:rPr>
+          <w:b w:val="0"/>
+          <w:sz w:val="20"/>
+        </w:rPr>
+        <w:t>• Capture a privacy-reviewed baseline photograph/screenshot and record expected result, measurement units, acceptance limit, and stop condition.</w:t>
+      </w:r>
+    </w:p>
+    <w:p>
+      <w:pPr>
+        <w:spacing w:after="120"/>
+      </w:pPr>
+      <w:r>
+        <w:rPr>
+          <w:b w:val="0"/>
+          <w:sz w:val="20"/>
+        </w:rPr>
+        <w:t>• Complete the practical objective: Complete a supervised PPE, electrical, rigging-hardware, working-at-height, and exclusion-zone readiness check before any fixture is energized or suspended.</w:t>
+      </w:r>
+    </w:p>
+    <w:p>
+      <w:pPr>
+        <w:spacing w:after="120"/>
+      </w:pPr>
+      <w:r>
+        <w:rPr>
+          <w:b w:val="0"/>
+          <w:sz w:val="20"/>
+        </w:rPr>
+        <w:t>• Introduce or analyze only an approved controlled fault/edge case. Troubleshoot systematically, preserve evidence, and return the lab/equipment to its approved state.</w:t>
+      </w:r>
+    </w:p>
+    <w:p>
+      <w:pPr>
+        <w:spacing w:after="120"/>
+      </w:pPr>
+      <w:r>
+        <w:rPr>
+          <w:b w:val="0"/>
+          <w:sz w:val="20"/>
+        </w:rPr>
+        <w:t>• Verify independently through a second instrument/path/test, clean rerun, configuration comparison, peer check, or supervisor sign-off. Distinguish evidence from proof.</w:t>
+      </w:r>
+    </w:p>
+    <w:p>
+      <w:pPr>
+        <w:spacing w:after="120"/>
+      </w:pPr>
+      <w:r>
+        <w:rPr>
+          <w:b w:val="0"/>
+          <w:sz w:val="20"/>
+        </w:rPr>
+        <w:t>• Complete the discipline safety/ethics checklist, inventory/custody or cleanup check, and a professional report with honest limitations and assistance disclosure.</w:t>
       </w:r>
     </w:p>
     <w:p>
@@ -1804,7 +1876,7 @@
           <w:b w:val="0"/>
           <w:sz w:val="18"/>
         </w:rPr>
-        <w:t># Topic: Electrical And Working-At-Height Safety</w:t>
+        <w:t># Topic: Electrical and Working-at-Height Safety</w:t>
       </w:r>
     </w:p>
     <w:p>
@@ -1902,7 +1974,7 @@
           <w:b w:val="0"/>
           <w:sz w:val="18"/>
         </w:rPr>
-        <w:t>[ ] Practical procedure for "Electrical And Working-At-Height Safety" completed</w:t>
+        <w:t>[ ] Practical procedure for "Electrical and Working-at-Height Safety" completed</w:t>
       </w:r>
     </w:p>
     <w:p>
@@ -5339,7 +5411,7 @@
           <w:b w:val="0"/>
           <w:sz w:val="22"/>
         </w:rPr>
-        <w:t>Objective addressed for Electrical And Working-At-Height Safety</w:t>
+        <w:t>Objective addressed for Electrical and Working-at-Height Safety</w:t>
       </w:r>
     </w:p>
     <w:p>
@@ -5443,7 +5515,7 @@
           <w:b w:val="0"/>
           <w:sz w:val="22"/>
         </w:rPr>
-        <w:t>Matches: A setup screenshot, a short explanation of the key terms, and a safety/ethics check.</w:t>
+        <w:t>Matches: Baseline evidence, completed practical artifact, independent verification, safety/restoration record, and short professional report.</w:t>
       </w:r>
     </w:p>
     <w:p>
@@ -5475,7 +5547,7 @@
           <w:b w:val="0"/>
           <w:sz w:val="22"/>
         </w:rPr>
-        <w:t>Explain Electrical And Working-At-Height Safety without reading.</w:t>
+        <w:t>Explain Electrical and Working-at-Height Safety without reading.</w:t>
       </w:r>
     </w:p>
     <w:p>
@@ -5567,7 +5639,7 @@
           <w:b w:val="0"/>
           <w:sz w:val="22"/>
         </w:rPr>
-        <w:t>Today is Day 1 (Orientation and setup) on Electrical And Working-At-Height Safety. I worked only in the authorized Beyond lighting / stage lab. I completed the practical objective, verified with a second check, and packaged evidence. Main risk: unauthorized or unsafe action; control: checklist + supervisor escalation. Limitation: classroom/lab scope only. Next: continue the topic cycle and keep documentation reproducible.</w:t>
+        <w:t>Today is Day 1 (Orientation and setup) on Electrical and Working-at-Height Safety. I worked only in the authorized Beyond lighting / stage lab. I completed the practical objective, verified with a second check, and packaged evidence. Main risk: unauthorized or unsafe action; control: checklist + supervisor escalation. Limitation: classroom/lab scope only. Next: continue the topic cycle and keep documentation reproducible.</w:t>
       </w:r>
     </w:p>
     <w:p>
